--- a/docs/PHIEU_THEO_DOI_TIEN_DO.docx
+++ b/docs/PHIEU_THEO_DOI_TIEN_DO.docx
@@ -13,7 +13,7 @@
           <w:i w:val="0"/>
           <w:sz w:val="26"/>
         </w:rPr>
-        <w:t>VIỆN KỸ THUẬT HUTECH</w:t>
+        <w:t>KHOA CÔNG NGHỆ THÔNG TIN</w:t>
       </w:r>
     </w:p>
     <w:p>
@@ -1242,7 +1242,7 @@
           <w:i w:val="0"/>
           <w:sz w:val="26"/>
         </w:rPr>
-        <w:t>Hình thức trình bày đúng quy định; nội dung chi tiết, đầy đủ các chương theo mẫu của Viện Kỹ thuật HUTECH. Sản phẩm thực hiện được – backend, frontend, mobile, AI gợi ý chạy ổn định. Sinh viên có thái độ học tập tốt, chủ động trao đổi tiến độ hàng tuần với giảng viên hướng dẫn.</w:t>
+        <w:t>Hình thức trình bày đúng quy định; nội dung chi tiết, đầy đủ các chương theo mẫu của Khoa Công nghệ Thông tin. Sản phẩm thực hiện được – backend, frontend, mobile, AI gợi ý chạy ổn định. Sinh viên có thái độ học tập tốt, chủ động trao đổi tiến độ hàng tuần với giảng viên hướng dẫn.</w:t>
       </w:r>
     </w:p>
     <w:p>
